--- a/a7/build/out/u3/A7 3.02  Question Bank Key.docx
+++ b/a7/build/out/u3/A7 3.02  Question Bank Key.docx
@@ -2541,6 +2541,65 @@
                 <w:rFonts w:ascii="FreeSerif" w:hAnsi="FreeSerif" w:eastAsia="FreeSerif"/>
                 <w:b w:val="0"/>
                 <w:i w:val="0"/>
+                <w:color w:val="1A1A1A"/>
+                <w:sz w:val="22"/>
+              </w:rPr>
+              <w:t xml:space="preserve">○   </w:t>
+            </w:r>
+            <w:r>
+              <w:rPr>
+                <w:b w:val="0"/>
+                <w:i w:val="0"/>
+                <w:color w:val="1A1A1A"/>
+                <w:sz w:val="22"/>
+              </w:rPr>
+              <w:t xml:space="preserve">A.  </w:t>
+            </w:r>
+            <w:r>
+              <w:drawing>
+                <wp:inline xmlns:a="http://schemas.openxmlformats.org/drawingml/2006/main" xmlns:pic="http://schemas.openxmlformats.org/drawingml/2006/picture">
+                  <wp:extent cx="118872" cy="143256"/>
+                  <wp:docPr id="27" name="Picture 27"/>
+                  <wp:cNvGraphicFramePr>
+                    <a:graphicFrameLocks noChangeAspect="1"/>
+                  </wp:cNvGraphicFramePr>
+                  <a:graphic>
+                    <a:graphicData uri="http://schemas.openxmlformats.org/drawingml/2006/picture">
+                      <pic:pic>
+                        <pic:nvPicPr>
+                          <pic:cNvPr id="0" name="bb24d5be519f1141.png"/>
+                          <pic:cNvPicPr/>
+                        </pic:nvPicPr>
+                        <pic:blipFill>
+                          <a:blip r:embed="rId35"/>
+                          <a:stretch>
+                            <a:fillRect/>
+                          </a:stretch>
+                        </pic:blipFill>
+                        <pic:spPr>
+                          <a:xfrm>
+                            <a:off x="0" y="0"/>
+                            <a:ext cx="118872" cy="143256"/>
+                          </a:xfrm>
+                          <a:prstGeom prst="rect"/>
+                        </pic:spPr>
+                      </pic:pic>
+                    </a:graphicData>
+                  </a:graphic>
+                </wp:inline>
+              </w:drawing>
+            </w:r>
+          </w:p>
+          <w:p>
+            <w:pPr>
+              <w:spacing w:before="40" w:after="40"/>
+              <w:ind w:left="1300" w:hanging="380"/>
+            </w:pPr>
+            <w:r>
+              <w:rPr>
+                <w:rFonts w:ascii="FreeSerif" w:hAnsi="FreeSerif" w:eastAsia="FreeSerif"/>
+                <w:b w:val="0"/>
+                <w:i w:val="0"/>
                 <w:color w:val="9E1B32"/>
                 <w:sz w:val="22"/>
               </w:rPr>
@@ -2553,13 +2612,13 @@
                 <w:color w:val="9E1B32"/>
                 <w:sz w:val="22"/>
               </w:rPr>
-              <w:t xml:space="preserve">A.  </w:t>
+              <w:t xml:space="preserve">B.  </w:t>
             </w:r>
             <w:r>
               <w:drawing>
                 <wp:inline xmlns:a="http://schemas.openxmlformats.org/drawingml/2006/main" xmlns:pic="http://schemas.openxmlformats.org/drawingml/2006/picture">
                   <wp:extent cx="201168" cy="143256"/>
-                  <wp:docPr id="27" name="Picture 27"/>
+                  <wp:docPr id="28" name="Picture 28"/>
                   <wp:cNvGraphicFramePr>
                     <a:graphicFrameLocks noChangeAspect="1"/>
                   </wp:cNvGraphicFramePr>
@@ -2571,7 +2630,7 @@
                           <pic:cNvPicPr/>
                         </pic:nvPicPr>
                         <pic:blipFill>
-                          <a:blip r:embed="rId35"/>
+                          <a:blip r:embed="rId36"/>
                           <a:stretch>
                             <a:fillRect/>
                           </a:stretch>
@@ -2612,13 +2671,13 @@
                 <w:color w:val="1A1A1A"/>
                 <w:sz w:val="22"/>
               </w:rPr>
-              <w:t xml:space="preserve">B.  </w:t>
+              <w:t xml:space="preserve">C.  </w:t>
             </w:r>
             <w:r>
               <w:drawing>
                 <wp:inline xmlns:a="http://schemas.openxmlformats.org/drawingml/2006/main" xmlns:pic="http://schemas.openxmlformats.org/drawingml/2006/picture">
                   <wp:extent cx="198120" cy="140208"/>
-                  <wp:docPr id="28" name="Picture 28"/>
+                  <wp:docPr id="29" name="Picture 29"/>
                   <wp:cNvGraphicFramePr>
                     <a:graphicFrameLocks noChangeAspect="1"/>
                   </wp:cNvGraphicFramePr>
@@ -2630,7 +2689,7 @@
                           <pic:cNvPicPr/>
                         </pic:nvPicPr>
                         <pic:blipFill>
-                          <a:blip r:embed="rId36"/>
+                          <a:blip r:embed="rId37"/>
                           <a:stretch>
                             <a:fillRect/>
                           </a:stretch>
@@ -2639,65 +2698,6 @@
                           <a:xfrm>
                             <a:off x="0" y="0"/>
                             <a:ext cx="198120" cy="140208"/>
-                          </a:xfrm>
-                          <a:prstGeom prst="rect"/>
-                        </pic:spPr>
-                      </pic:pic>
-                    </a:graphicData>
-                  </a:graphic>
-                </wp:inline>
-              </w:drawing>
-            </w:r>
-          </w:p>
-          <w:p>
-            <w:pPr>
-              <w:spacing w:before="40" w:after="40"/>
-              <w:ind w:left="1300" w:hanging="380"/>
-            </w:pPr>
-            <w:r>
-              <w:rPr>
-                <w:rFonts w:ascii="FreeSerif" w:hAnsi="FreeSerif" w:eastAsia="FreeSerif"/>
-                <w:b w:val="0"/>
-                <w:i w:val="0"/>
-                <w:color w:val="1A1A1A"/>
-                <w:sz w:val="22"/>
-              </w:rPr>
-              <w:t xml:space="preserve">○   </w:t>
-            </w:r>
-            <w:r>
-              <w:rPr>
-                <w:b w:val="0"/>
-                <w:i w:val="0"/>
-                <w:color w:val="1A1A1A"/>
-                <w:sz w:val="22"/>
-              </w:rPr>
-              <w:t xml:space="preserve">C.  </w:t>
-            </w:r>
-            <w:r>
-              <w:drawing>
-                <wp:inline xmlns:a="http://schemas.openxmlformats.org/drawingml/2006/main" xmlns:pic="http://schemas.openxmlformats.org/drawingml/2006/picture">
-                  <wp:extent cx="118872" cy="143256"/>
-                  <wp:docPr id="29" name="Picture 29"/>
-                  <wp:cNvGraphicFramePr>
-                    <a:graphicFrameLocks noChangeAspect="1"/>
-                  </wp:cNvGraphicFramePr>
-                  <a:graphic>
-                    <a:graphicData uri="http://schemas.openxmlformats.org/drawingml/2006/picture">
-                      <pic:pic>
-                        <pic:nvPicPr>
-                          <pic:cNvPr id="0" name="bb24d5be519f1141.png"/>
-                          <pic:cNvPicPr/>
-                        </pic:nvPicPr>
-                        <pic:blipFill>
-                          <a:blip r:embed="rId37"/>
-                          <a:stretch>
-                            <a:fillRect/>
-                          </a:stretch>
-                        </pic:blipFill>
-                        <pic:spPr>
-                          <a:xfrm>
-                            <a:off x="0" y="0"/>
-                            <a:ext cx="118872" cy="143256"/>
                           </a:xfrm>
                           <a:prstGeom prst="rect"/>
                         </pic:spPr>
@@ -2779,7 +2779,7 @@
                 <w:color w:val="9E1B32"/>
                 <w:sz w:val="22"/>
               </w:rPr>
-              <w:t>A</w:t>
+              <w:t>B</w:t>
             </w:r>
           </w:p>
           <w:p>
@@ -2874,6 +2874,65 @@
                 <w:rFonts w:ascii="FreeSerif" w:hAnsi="FreeSerif" w:eastAsia="FreeSerif"/>
                 <w:b w:val="0"/>
                 <w:i w:val="0"/>
+                <w:color w:val="1A1A1A"/>
+                <w:sz w:val="22"/>
+              </w:rPr>
+              <w:t xml:space="preserve">☐   </w:t>
+            </w:r>
+            <w:r>
+              <w:rPr>
+                <w:b w:val="0"/>
+                <w:i w:val="0"/>
+                <w:color w:val="1A1A1A"/>
+                <w:sz w:val="22"/>
+              </w:rPr>
+              <w:t xml:space="preserve">A.  </w:t>
+            </w:r>
+            <w:r>
+              <w:drawing>
+                <wp:inline xmlns:a="http://schemas.openxmlformats.org/drawingml/2006/main" xmlns:pic="http://schemas.openxmlformats.org/drawingml/2006/picture">
+                  <wp:extent cx="310896" cy="143256"/>
+                  <wp:docPr id="31" name="Picture 31"/>
+                  <wp:cNvGraphicFramePr>
+                    <a:graphicFrameLocks noChangeAspect="1"/>
+                  </wp:cNvGraphicFramePr>
+                  <a:graphic>
+                    <a:graphicData uri="http://schemas.openxmlformats.org/drawingml/2006/picture">
+                      <pic:pic>
+                        <pic:nvPicPr>
+                          <pic:cNvPr id="0" name="3b3be498b6dc4aac.png"/>
+                          <pic:cNvPicPr/>
+                        </pic:nvPicPr>
+                        <pic:blipFill>
+                          <a:blip r:embed="rId39"/>
+                          <a:stretch>
+                            <a:fillRect/>
+                          </a:stretch>
+                        </pic:blipFill>
+                        <pic:spPr>
+                          <a:xfrm>
+                            <a:off x="0" y="0"/>
+                            <a:ext cx="310896" cy="143256"/>
+                          </a:xfrm>
+                          <a:prstGeom prst="rect"/>
+                        </pic:spPr>
+                      </pic:pic>
+                    </a:graphicData>
+                  </a:graphic>
+                </wp:inline>
+              </w:drawing>
+            </w:r>
+          </w:p>
+          <w:p>
+            <w:pPr>
+              <w:spacing w:before="40" w:after="40"/>
+              <w:ind w:left="1300" w:hanging="380"/>
+            </w:pPr>
+            <w:r>
+              <w:rPr>
+                <w:rFonts w:ascii="FreeSerif" w:hAnsi="FreeSerif" w:eastAsia="FreeSerif"/>
+                <w:b w:val="0"/>
+                <w:i w:val="0"/>
                 <w:color w:val="9E1B32"/>
                 <w:sz w:val="22"/>
               </w:rPr>
@@ -2886,13 +2945,13 @@
                 <w:color w:val="9E1B32"/>
                 <w:sz w:val="22"/>
               </w:rPr>
-              <w:t xml:space="preserve">A.  </w:t>
+              <w:t xml:space="preserve">B.  </w:t>
             </w:r>
             <w:r>
               <w:drawing>
                 <wp:inline xmlns:a="http://schemas.openxmlformats.org/drawingml/2006/main" xmlns:pic="http://schemas.openxmlformats.org/drawingml/2006/picture">
                   <wp:extent cx="134112" cy="143256"/>
-                  <wp:docPr id="31" name="Picture 31"/>
+                  <wp:docPr id="32" name="Picture 32"/>
                   <wp:cNvGraphicFramePr>
                     <a:graphicFrameLocks noChangeAspect="1"/>
                   </wp:cNvGraphicFramePr>
@@ -2904,7 +2963,7 @@
                           <pic:cNvPicPr/>
                         </pic:nvPicPr>
                         <pic:blipFill>
-                          <a:blip r:embed="rId39"/>
+                          <a:blip r:embed="rId40"/>
                           <a:stretch>
                             <a:fillRect/>
                           </a:stretch>
@@ -2945,13 +3004,72 @@
                 <w:color w:val="9E1B32"/>
                 <w:sz w:val="22"/>
               </w:rPr>
-              <w:t xml:space="preserve">B.  </w:t>
+              <w:t xml:space="preserve">C.  </w:t>
+            </w:r>
+            <w:r>
+              <w:drawing>
+                <wp:inline xmlns:a="http://schemas.openxmlformats.org/drawingml/2006/main" xmlns:pic="http://schemas.openxmlformats.org/drawingml/2006/picture">
+                  <wp:extent cx="115824" cy="140208"/>
+                  <wp:docPr id="33" name="Picture 33"/>
+                  <wp:cNvGraphicFramePr>
+                    <a:graphicFrameLocks noChangeAspect="1"/>
+                  </wp:cNvGraphicFramePr>
+                  <a:graphic>
+                    <a:graphicData uri="http://schemas.openxmlformats.org/drawingml/2006/picture">
+                      <pic:pic>
+                        <pic:nvPicPr>
+                          <pic:cNvPr id="0" name="3432ac18ed79bef7.png"/>
+                          <pic:cNvPicPr/>
+                        </pic:nvPicPr>
+                        <pic:blipFill>
+                          <a:blip r:embed="rId41"/>
+                          <a:stretch>
+                            <a:fillRect/>
+                          </a:stretch>
+                        </pic:blipFill>
+                        <pic:spPr>
+                          <a:xfrm>
+                            <a:off x="0" y="0"/>
+                            <a:ext cx="115824" cy="140208"/>
+                          </a:xfrm>
+                          <a:prstGeom prst="rect"/>
+                        </pic:spPr>
+                      </pic:pic>
+                    </a:graphicData>
+                  </a:graphic>
+                </wp:inline>
+              </w:drawing>
+            </w:r>
+          </w:p>
+          <w:p>
+            <w:pPr>
+              <w:spacing w:before="40" w:after="40"/>
+              <w:ind w:left="1300" w:hanging="380"/>
+            </w:pPr>
+            <w:r>
+              <w:rPr>
+                <w:rFonts w:ascii="FreeSerif" w:hAnsi="FreeSerif" w:eastAsia="FreeSerif"/>
+                <w:b w:val="0"/>
+                <w:i w:val="0"/>
+                <w:color w:val="9E1B32"/>
+                <w:sz w:val="22"/>
+              </w:rPr>
+              <w:t xml:space="preserve">☒   </w:t>
+            </w:r>
+            <w:r>
+              <w:rPr>
+                <w:b/>
+                <w:i w:val="0"/>
+                <w:color w:val="9E1B32"/>
+                <w:sz w:val="22"/>
+              </w:rPr>
+              <w:t xml:space="preserve">D.  </w:t>
             </w:r>
             <w:r>
               <w:drawing>
                 <wp:inline xmlns:a="http://schemas.openxmlformats.org/drawingml/2006/main" xmlns:pic="http://schemas.openxmlformats.org/drawingml/2006/picture">
                   <wp:extent cx="109728" cy="249935"/>
-                  <wp:docPr id="32" name="Picture 32"/>
+                  <wp:docPr id="34" name="Picture 34"/>
                   <wp:cNvGraphicFramePr>
                     <a:graphicFrameLocks noChangeAspect="1"/>
                   </wp:cNvGraphicFramePr>
@@ -2963,7 +3081,7 @@
                           <pic:cNvPicPr/>
                         </pic:nvPicPr>
                         <pic:blipFill>
-                          <a:blip r:embed="rId40"/>
+                          <a:blip r:embed="rId42"/>
                           <a:stretch>
                             <a:fillRect/>
                           </a:stretch>
@@ -3004,13 +3122,13 @@
                 <w:color w:val="9E1B32"/>
                 <w:sz w:val="22"/>
               </w:rPr>
-              <w:t xml:space="preserve">C.  </w:t>
+              <w:t xml:space="preserve">E.  </w:t>
             </w:r>
             <w:r>
               <w:drawing>
                 <wp:inline xmlns:a="http://schemas.openxmlformats.org/drawingml/2006/main" xmlns:pic="http://schemas.openxmlformats.org/drawingml/2006/picture">
                   <wp:extent cx="356616" cy="170688"/>
-                  <wp:docPr id="33" name="Picture 33"/>
+                  <wp:docPr id="35" name="Picture 35"/>
                   <wp:cNvGraphicFramePr>
                     <a:graphicFrameLocks noChangeAspect="1"/>
                   </wp:cNvGraphicFramePr>
@@ -3022,7 +3140,7 @@
                           <pic:cNvPicPr/>
                         </pic:nvPicPr>
                         <pic:blipFill>
-                          <a:blip r:embed="rId41"/>
+                          <a:blip r:embed="rId43"/>
                           <a:stretch>
                             <a:fillRect/>
                           </a:stretch>
@@ -3031,124 +3149,6 @@
                           <a:xfrm>
                             <a:off x="0" y="0"/>
                             <a:ext cx="356616" cy="170688"/>
-                          </a:xfrm>
-                          <a:prstGeom prst="rect"/>
-                        </pic:spPr>
-                      </pic:pic>
-                    </a:graphicData>
-                  </a:graphic>
-                </wp:inline>
-              </w:drawing>
-            </w:r>
-          </w:p>
-          <w:p>
-            <w:pPr>
-              <w:spacing w:before="40" w:after="40"/>
-              <w:ind w:left="1300" w:hanging="380"/>
-            </w:pPr>
-            <w:r>
-              <w:rPr>
-                <w:rFonts w:ascii="FreeSerif" w:hAnsi="FreeSerif" w:eastAsia="FreeSerif"/>
-                <w:b w:val="0"/>
-                <w:i w:val="0"/>
-                <w:color w:val="9E1B32"/>
-                <w:sz w:val="22"/>
-              </w:rPr>
-              <w:t xml:space="preserve">☒   </w:t>
-            </w:r>
-            <w:r>
-              <w:rPr>
-                <w:b/>
-                <w:i w:val="0"/>
-                <w:color w:val="9E1B32"/>
-                <w:sz w:val="22"/>
-              </w:rPr>
-              <w:t xml:space="preserve">D.  </w:t>
-            </w:r>
-            <w:r>
-              <w:drawing>
-                <wp:inline xmlns:a="http://schemas.openxmlformats.org/drawingml/2006/main" xmlns:pic="http://schemas.openxmlformats.org/drawingml/2006/picture">
-                  <wp:extent cx="115824" cy="140208"/>
-                  <wp:docPr id="34" name="Picture 34"/>
-                  <wp:cNvGraphicFramePr>
-                    <a:graphicFrameLocks noChangeAspect="1"/>
-                  </wp:cNvGraphicFramePr>
-                  <a:graphic>
-                    <a:graphicData uri="http://schemas.openxmlformats.org/drawingml/2006/picture">
-                      <pic:pic>
-                        <pic:nvPicPr>
-                          <pic:cNvPr id="0" name="3432ac18ed79bef7.png"/>
-                          <pic:cNvPicPr/>
-                        </pic:nvPicPr>
-                        <pic:blipFill>
-                          <a:blip r:embed="rId42"/>
-                          <a:stretch>
-                            <a:fillRect/>
-                          </a:stretch>
-                        </pic:blipFill>
-                        <pic:spPr>
-                          <a:xfrm>
-                            <a:off x="0" y="0"/>
-                            <a:ext cx="115824" cy="140208"/>
-                          </a:xfrm>
-                          <a:prstGeom prst="rect"/>
-                        </pic:spPr>
-                      </pic:pic>
-                    </a:graphicData>
-                  </a:graphic>
-                </wp:inline>
-              </w:drawing>
-            </w:r>
-          </w:p>
-          <w:p>
-            <w:pPr>
-              <w:spacing w:before="40" w:after="40"/>
-              <w:ind w:left="1300" w:hanging="380"/>
-            </w:pPr>
-            <w:r>
-              <w:rPr>
-                <w:rFonts w:ascii="FreeSerif" w:hAnsi="FreeSerif" w:eastAsia="FreeSerif"/>
-                <w:b w:val="0"/>
-                <w:i w:val="0"/>
-                <w:color w:val="1A1A1A"/>
-                <w:sz w:val="22"/>
-              </w:rPr>
-              <w:t xml:space="preserve">☐   </w:t>
-            </w:r>
-            <w:r>
-              <w:rPr>
-                <w:b w:val="0"/>
-                <w:i w:val="0"/>
-                <w:color w:val="1A1A1A"/>
-                <w:sz w:val="22"/>
-              </w:rPr>
-              <w:t xml:space="preserve">E.  </w:t>
-            </w:r>
-            <w:r>
-              <w:drawing>
-                <wp:inline xmlns:a="http://schemas.openxmlformats.org/drawingml/2006/main" xmlns:pic="http://schemas.openxmlformats.org/drawingml/2006/picture">
-                  <wp:extent cx="109728" cy="249935"/>
-                  <wp:docPr id="35" name="Picture 35"/>
-                  <wp:cNvGraphicFramePr>
-                    <a:graphicFrameLocks noChangeAspect="1"/>
-                  </wp:cNvGraphicFramePr>
-                  <a:graphic>
-                    <a:graphicData uri="http://schemas.openxmlformats.org/drawingml/2006/picture">
-                      <pic:pic>
-                        <pic:nvPicPr>
-                          <pic:cNvPr id="0" name="dff760c7fc275bce.png"/>
-                          <pic:cNvPicPr/>
-                        </pic:nvPicPr>
-                        <pic:blipFill>
-                          <a:blip r:embed="rId43"/>
-                          <a:stretch>
-                            <a:fillRect/>
-                          </a:stretch>
-                        </pic:blipFill>
-                        <pic:spPr>
-                          <a:xfrm>
-                            <a:off x="0" y="0"/>
-                            <a:ext cx="109728" cy="249935"/>
                           </a:xfrm>
                           <a:prstGeom prst="rect"/>
                         </pic:spPr>
@@ -3186,7 +3186,7 @@
             <w:r>
               <w:drawing>
                 <wp:inline xmlns:a="http://schemas.openxmlformats.org/drawingml/2006/main" xmlns:pic="http://schemas.openxmlformats.org/drawingml/2006/picture">
-                  <wp:extent cx="310896" cy="143256"/>
+                  <wp:extent cx="109728" cy="249935"/>
                   <wp:docPr id="36" name="Picture 36"/>
                   <wp:cNvGraphicFramePr>
                     <a:graphicFrameLocks noChangeAspect="1"/>
@@ -3195,7 +3195,7 @@
                     <a:graphicData uri="http://schemas.openxmlformats.org/drawingml/2006/picture">
                       <pic:pic>
                         <pic:nvPicPr>
-                          <pic:cNvPr id="0" name="3b3be498b6dc4aac.png"/>
+                          <pic:cNvPr id="0" name="dff760c7fc275bce.png"/>
                           <pic:cNvPicPr/>
                         </pic:nvPicPr>
                         <pic:blipFill>
@@ -3207,7 +3207,7 @@
                         <pic:spPr>
                           <a:xfrm>
                             <a:off x="0" y="0"/>
-                            <a:ext cx="310896" cy="143256"/>
+                            <a:ext cx="109728" cy="249935"/>
                           </a:xfrm>
                           <a:prstGeom prst="rect"/>
                         </pic:spPr>
@@ -3230,7 +3230,7 @@
                 <w:color w:val="9E1B32"/>
                 <w:sz w:val="22"/>
               </w:rPr>
-              <w:t>A, B, C and D</w:t>
+              <w:t>B, C, D and E</w:t>
             </w:r>
           </w:p>
         </w:tc>
